--- a/writing/New view on NER 9.2.2026.docx
+++ b/writing/New view on NER 9.2.2026.docx
@@ -54,140 +54,6 @@
         <w:rPr>
           <w:lang w:val="en-US"/>
         </w:rPr>
-        <w:t xml:space="preserve">The difficulty of entity extraction, and the model required for this task, depends on the categorization of the labels as objective or subjective. Bibliometric labels – </w:t>
-      </w:r>
-      <w:r>
-        <w:rPr>
-          <w:i/>
-          <w:iCs/>
-          <w:lang w:val="en-US"/>
-        </w:rPr>
-        <w:t>title</w:t>
-      </w:r>
-      <w:r>
-        <w:rPr>
-          <w:lang w:val="en-US"/>
-        </w:rPr>
-        <w:t xml:space="preserve">, </w:t>
-      </w:r>
-      <w:r>
-        <w:rPr>
-          <w:i/>
-          <w:iCs/>
-          <w:lang w:val="en-US"/>
-        </w:rPr>
-        <w:t>author</w:t>
-      </w:r>
-      <w:r>
-        <w:rPr>
-          <w:lang w:val="en-US"/>
-        </w:rPr>
-        <w:t xml:space="preserve">, and </w:t>
-      </w:r>
-      <w:r>
-        <w:rPr>
-          <w:i/>
-          <w:iCs/>
-          <w:lang w:val="en-US"/>
-        </w:rPr>
-        <w:t>issued</w:t>
-      </w:r>
-      <w:r>
-        <w:rPr>
-          <w:lang w:val="en-US"/>
-        </w:rPr>
-        <w:t xml:space="preserve"> </w:t>
-      </w:r>
-      <w:r>
-        <w:rPr>
-          <w:lang w:val="en-US"/>
-        </w:rPr>
-        <w:t>–</w:t>
-      </w:r>
-      <w:r>
-        <w:rPr>
-          <w:lang w:val="en-US"/>
-        </w:rPr>
-        <w:t xml:space="preserve"> can be unambiguously determined; they are not subject to interpretation.</w:t>
-      </w:r>
-      <w:r>
-        <w:rPr>
-          <w:lang w:val="en-US"/>
-        </w:rPr>
-        <w:t xml:space="preserve"> </w:t>
-      </w:r>
-      <w:r>
-        <w:rPr>
-          <w:lang w:val="en-US"/>
-        </w:rPr>
-        <w:t>Where variation</w:t>
-      </w:r>
-      <w:r>
-        <w:rPr>
-          <w:lang w:val="en-US"/>
-        </w:rPr>
-        <w:t xml:space="preserve"> exists</w:t>
-      </w:r>
-      <w:r>
-        <w:rPr>
-          <w:lang w:val="en-US"/>
-        </w:rPr>
-        <w:t xml:space="preserve"> among authors  [which there was some, as seen in], it can be attributed to</w:t>
-      </w:r>
-      <w:r>
-        <w:rPr>
-          <w:lang w:val="en-US"/>
-        </w:rPr>
-        <w:t xml:space="preserve"> cases with unusual __ (a thesis with a title and a long subtitle) and level of detail (annotation of an instance of July 4, 1976 instead of an instance of July 1976). A model evaluated on its ability to extract this information is relatively simple and can be called Named Entity Extraction. It does not need to understand relationships, just spot and categorize entities. </w:t>
-      </w:r>
-      <w:r>
-        <w:rPr>
-          <w:lang w:val="en-US"/>
-        </w:rPr>
-        <w:t xml:space="preserve">Noise in the results can be attributed to characters that were incorrectly interpreted by the OCR software. </w:t>
-      </w:r>
-      <w:r>
-        <w:rPr>
-          <w:lang w:val="en-US"/>
-        </w:rPr>
-        <w:t xml:space="preserve">Since these born-analogue documents almost always have a predicable title page(s) with this exact information, the task of extracting it can be called Key Information Extraction (KIE), which </w:t>
-      </w:r>
-      <w:r>
-        <w:rPr>
-          <w:lang w:val="en-US"/>
-        </w:rPr>
-        <w:t>unlocks</w:t>
-      </w:r>
-      <w:r>
-        <w:rPr>
-          <w:lang w:val="en-US"/>
-        </w:rPr>
-        <w:t xml:space="preserve"> </w:t>
-      </w:r>
-      <w:r>
-        <w:rPr>
-          <w:lang w:val="en-US"/>
-        </w:rPr>
-        <w:t xml:space="preserve"> </w:t>
-      </w:r>
-      <w:r>
-        <w:rPr>
-          <w:lang w:val="en-US"/>
-        </w:rPr>
-        <w:t>a dedicated toolbox of document-understanding models, some of them vision-based which bypass the OCR step.</w:t>
-      </w:r>
-    </w:p>
-    <w:p>
-      <w:pPr>
-        <w:jc w:val="both"/>
-        <w:rPr>
-          <w:lang w:val="en-US"/>
-        </w:rPr>
-      </w:pPr>
-      <w:r>
-        <w:rPr>
-          <w:lang w:val="en-US"/>
-        </w:rPr>
         <w:t xml:space="preserve">In any case, it is </w:t>
       </w:r>
       <w:r>
@@ -303,6 +169,7 @@
           <w:lang w:val="en-US"/>
         </w:rPr>
       </w:pPr>
+      <w:bookmarkStart w:id="0" w:name="_Hlk221979604"/>
       <w:r>
         <w:rPr>
           <w:lang w:val="en-US"/>
@@ -324,6 +191,7 @@
         <w:t xml:space="preserve"> to cut off the text after the last instance of one of the three labels, plus 100 words. This was done because it’s hard to predict where the last label will fall, as sometimes the OCR can create hundreds of lines out of, for example, a dividing line made of dashes.</w:t>
       </w:r>
     </w:p>
+    <w:bookmarkEnd w:id="0"/>
     <w:p>
       <w:pPr>
         <w:rPr>
@@ -454,6 +322,7 @@
       </w:pPr>
       <w:proofErr w:type="spellStart"/>
       <w:r>
+        <w:lastRenderedPageBreak/>
         <w:t>Entity</w:t>
       </w:r>
       <w:proofErr w:type="spellEnd"/>
@@ -520,6 +389,7 @@
         </w:rPr>
         <w:t xml:space="preserve"> </w:t>
       </w:r>
+      <w:bookmarkStart w:id="1" w:name="_Hlk222065392"/>
       <w:r>
         <w:rPr>
           <w:highlight w:val="magenta"/>
@@ -527,6 +397,7 @@
         </w:rPr>
         <w:t>Doesn't understand relationships or answer questions, just spots and categorizes entities</w:t>
       </w:r>
+      <w:bookmarkEnd w:id="1"/>
     </w:p>
     <w:p>
       <w:pPr>
@@ -556,10 +427,78 @@
     </w:p>
     <w:p>
       <w:pPr>
-        <w:rPr>
-          <w:lang w:val="en-US"/>
-        </w:rPr>
-      </w:pPr>
+        <w:pStyle w:val="ListParagraph"/>
+        <w:numPr>
+          <w:ilvl w:val="0"/>
+          <w:numId w:val="2"/>
+        </w:numPr>
+        <w:rPr>
+          <w:lang w:val="en-US"/>
+        </w:rPr>
+      </w:pPr>
+      <w:r>
+        <w:rPr>
+          <w:lang w:val="en-US"/>
+        </w:rPr>
+        <w:t xml:space="preserve">Mention that KEI typically extracts into a JSON </w:t>
+      </w:r>
+      <w:r>
+        <w:rPr>
+          <w:u w:val="single"/>
+          <w:lang w:val="en-US"/>
+        </w:rPr>
+        <w:t>Structured</w:t>
+      </w:r>
+      <w:r>
+        <w:rPr>
+          <w:lang w:val="en-US"/>
+        </w:rPr>
+        <w:t xml:space="preserve"> </w:t>
+      </w:r>
+      <w:r>
+        <w:rPr>
+          <w:lang w:val="en-US"/>
+        </w:rPr>
+        <w:t>format</w:t>
+      </w:r>
+      <w:r>
+        <w:rPr>
+          <w:lang w:val="en-US"/>
+        </w:rPr>
+        <w:t xml:space="preserve">, which is </w:t>
+      </w:r>
+      <w:proofErr w:type="spellStart"/>
+      <w:r>
+        <w:rPr>
+          <w:lang w:val="en-US"/>
+        </w:rPr>
+        <w:t>extractly</w:t>
+      </w:r>
+      <w:proofErr w:type="spellEnd"/>
+      <w:r>
+        <w:rPr>
+          <w:lang w:val="en-US"/>
+        </w:rPr>
+        <w:t xml:space="preserve"> what we want</w:t>
+      </w:r>
+    </w:p>
+    <w:p>
+      <w:pPr>
+        <w:pStyle w:val="ListParagraph"/>
+        <w:numPr>
+          <w:ilvl w:val="0"/>
+          <w:numId w:val="2"/>
+        </w:numPr>
+        <w:rPr>
+          <w:lang w:val="en-US"/>
+        </w:rPr>
+      </w:pPr>
+      <w:r>
+        <w:rPr>
+          <w:lang w:val="en-US"/>
+        </w:rPr>
+        <w:t>Also explain in Gemini that we used the output structure that writes the results as a JSON</w:t>
+      </w:r>
     </w:p>
     <w:p>
       <w:pPr>

--- a/writing/New view on NER 9.2.2026.docx
+++ b/writing/New view on NER 9.2.2026.docx
@@ -1,6 +1,6 @@
 
 <file path=word/document.xml><?xml version="1.0" encoding="utf-8"?>
-<w:document xmlns:wpc="http://schemas.microsoft.com/office/word/2010/wordprocessingCanvas" xmlns:cx="http://schemas.microsoft.com/office/drawing/2014/chartex" xmlns:cx1="http://schemas.microsoft.com/office/drawing/2015/9/8/chartex" xmlns:cx2="http://schemas.microsoft.com/office/drawing/2015/10/21/chartex" xmlns:cx3="http://schemas.microsoft.com/office/drawing/2016/5/9/chartex" xmlns:cx4="http://schemas.microsoft.com/office/drawing/2016/5/10/chartex" xmlns:cx5="http://schemas.microsoft.com/office/drawing/2016/5/11/chartex" xmlns:cx6="http://schemas.microsoft.com/office/drawing/2016/5/12/chartex" xmlns:cx7="http://schemas.microsoft.com/office/drawing/2016/5/13/chartex" xmlns:cx8="http://schemas.microsoft.com/office/drawing/2016/5/14/chartex" xmlns:mc="http://schemas.openxmlformats.org/markup-compatibility/2006" xmlns:aink="http://schemas.microsoft.com/office/drawing/2016/ink" xmlns:am3d="http://schemas.microsoft.com/office/drawing/2017/model3d" xmlns:o="urn:schemas-microsoft-com:office:office" xmlns:oel="http://schemas.microsoft.com/office/2019/extlst" xmlns:r="http://schemas.openxmlformats.org/officeDocument/2006/relationships" xmlns:m="http://schemas.openxmlformats.org/officeDocument/2006/math" xmlns:v="urn:schemas-microsoft-com:vml" xmlns:wp14="http://schemas.microsoft.com/office/word/2010/wordprocessingDrawing" xmlns:wp="http://schemas.openxmlformats.org/drawingml/2006/wordprocessingDrawing" xmlns:w10="urn:schemas-microsoft-com:office:word" xmlns:w="http://schemas.openxmlformats.org/wordprocessingml/2006/main" xmlns:w14="http://schemas.microsoft.com/office/word/2010/wordml" xmlns:w15="http://schemas.microsoft.com/office/word/2012/wordml" xmlns:w16cex="http://schemas.microsoft.com/office/word/2018/wordml/cex" xmlns:w16cid="http://schemas.microsoft.com/office/word/2016/wordml/cid" xmlns:w16="http://schemas.microsoft.com/office/word/2018/wordml" xmlns:w16sdtdh="http://schemas.microsoft.com/office/word/2020/wordml/sdtdatahash" xmlns:w16se="http://schemas.microsoft.com/office/word/2015/wordml/symex" xmlns:wpg="http://schemas.microsoft.com/office/word/2010/wordprocessingGroup" xmlns:wpi="http://schemas.microsoft.com/office/word/2010/wordprocessingInk" xmlns:wne="http://schemas.microsoft.com/office/word/2006/wordml" xmlns:wps="http://schemas.microsoft.com/office/word/2010/wordprocessingShape" mc:Ignorable="w14 w15 w16se w16cid w16 w16cex w16sdtdh wp14">
+<w:document xmlns:wpc="http://schemas.microsoft.com/office/word/2010/wordprocessingCanvas" xmlns:cx="http://schemas.microsoft.com/office/drawing/2014/chartex" xmlns:cx1="http://schemas.microsoft.com/office/drawing/2015/9/8/chartex" xmlns:cx2="http://schemas.microsoft.com/office/drawing/2015/10/21/chartex" xmlns:cx3="http://schemas.microsoft.com/office/drawing/2016/5/9/chartex" xmlns:cx4="http://schemas.microsoft.com/office/drawing/2016/5/10/chartex" xmlns:cx5="http://schemas.microsoft.com/office/drawing/2016/5/11/chartex" xmlns:cx6="http://schemas.microsoft.com/office/drawing/2016/5/12/chartex" xmlns:cx7="http://schemas.microsoft.com/office/drawing/2016/5/13/chartex" xmlns:cx8="http://schemas.microsoft.com/office/drawing/2016/5/14/chartex" xmlns:mc="http://schemas.openxmlformats.org/markup-compatibility/2006" xmlns:aink="http://schemas.microsoft.com/office/drawing/2016/ink" xmlns:am3d="http://schemas.microsoft.com/office/drawing/2017/model3d" xmlns:o="urn:schemas-microsoft-com:office:office" xmlns:oel="http://schemas.microsoft.com/office/2019/extlst" xmlns:r="http://schemas.openxmlformats.org/officeDocument/2006/relationships" xmlns:m="http://schemas.openxmlformats.org/officeDocument/2006/math" xmlns:v="urn:schemas-microsoft-com:vml" xmlns:wp14="http://schemas.microsoft.com/office/word/2010/wordprocessingDrawing" xmlns:wp="http://schemas.openxmlformats.org/drawingml/2006/wordprocessingDrawing" xmlns:w10="urn:schemas-microsoft-com:office:word" xmlns:w="http://schemas.openxmlformats.org/wordprocessingml/2006/main" xmlns:w14="http://schemas.microsoft.com/office/word/2010/wordml" xmlns:w15="http://schemas.microsoft.com/office/word/2012/wordml" xmlns:w16cex="http://schemas.microsoft.com/office/word/2018/wordml/cex" xmlns:w16cid="http://schemas.microsoft.com/office/word/2016/wordml/cid" xmlns:w16="http://schemas.microsoft.com/office/word/2018/wordml" xmlns:w16du="http://schemas.microsoft.com/office/word/2023/wordml/word16du" xmlns:w16sdtdh="http://schemas.microsoft.com/office/word/2020/wordml/sdtdatahash" xmlns:w16sdtfl="http://schemas.microsoft.com/office/word/2024/wordml/sdtformatlock" xmlns:w16se="http://schemas.microsoft.com/office/word/2015/wordml/symex" xmlns:wpg="http://schemas.microsoft.com/office/word/2010/wordprocessingGroup" xmlns:wpi="http://schemas.microsoft.com/office/word/2010/wordprocessingInk" xmlns:wne="http://schemas.microsoft.com/office/word/2006/wordml" xmlns:wps="http://schemas.microsoft.com/office/word/2010/wordprocessingShape" mc:Ignorable="w14 w15 w16se w16cid w16 w16cex w16sdtdh w16sdtfl w16du wp14">
   <w:body>
     <w:p>
       <w:pPr>
@@ -12,12 +12,28 @@
         <w:rPr>
           <w:lang w:val="en-US"/>
         </w:rPr>
-        <w:t>First, write the introduction that will introduce the three components of the methodology. Explain how each will be evaluated.</w:t>
-      </w:r>
-    </w:p>
-    <w:p>
-      <w:pPr>
-        <w:rPr>
+        <w:t xml:space="preserve">First, write </w:t>
+      </w:r>
+      <w:proofErr w:type="gramStart"/>
+      <w:r>
+        <w:rPr>
+          <w:lang w:val="en-US"/>
+        </w:rPr>
+        <w:t>the</w:t>
+      </w:r>
+      <w:proofErr w:type="gramEnd"/>
+      <w:r>
+        <w:rPr>
+          <w:lang w:val="en-US"/>
+        </w:rPr>
+        <w:t xml:space="preserve"> introduction that will introduce the three components of the methodology. Explain how each will be evaluated.</w:t>
+      </w:r>
+    </w:p>
+    <w:p>
+      <w:pPr>
+        <w:rPr>
+          <w:sz w:val="24"/>
+          <w:szCs w:val="24"/>
           <w:lang w:val="en-US"/>
         </w:rPr>
       </w:pPr>
@@ -27,8 +43,8 @@
         <w:rPr>
           <w:b/>
           <w:bCs/>
-          <w:sz w:val="28"/>
-          <w:szCs w:val="28"/>
+          <w:sz w:val="32"/>
+          <w:szCs w:val="32"/>
           <w:lang w:val="en-US"/>
         </w:rPr>
       </w:pPr>
@@ -36,8 +52,8 @@
         <w:rPr>
           <w:b/>
           <w:bCs/>
-          <w:sz w:val="28"/>
-          <w:szCs w:val="28"/>
+          <w:sz w:val="32"/>
+          <w:szCs w:val="32"/>
           <w:lang w:val="en-US"/>
         </w:rPr>
         <w:t>Entity Extraction – [ we can change the name of this section later].</w:t>
@@ -54,43 +70,32 @@
         <w:rPr>
           <w:lang w:val="en-US"/>
         </w:rPr>
-        <w:t xml:space="preserve">The difficulty of entity extraction, and the model required for this task, depends on the categorization of the labels as objective or subjective. Bibliometric labels – </w:t>
-      </w:r>
-      <w:r>
-        <w:rPr>
-          <w:i/>
-          <w:iCs/>
-          <w:lang w:val="en-US"/>
-        </w:rPr>
-        <w:t>title</w:t>
-      </w:r>
-      <w:r>
-        <w:rPr>
-          <w:lang w:val="en-US"/>
-        </w:rPr>
-        <w:t xml:space="preserve">, </w:t>
-      </w:r>
-      <w:r>
-        <w:rPr>
-          <w:i/>
-          <w:iCs/>
-          <w:lang w:val="en-US"/>
-        </w:rPr>
-        <w:t>author</w:t>
-      </w:r>
-      <w:r>
-        <w:rPr>
-          <w:lang w:val="en-US"/>
-        </w:rPr>
-        <w:t xml:space="preserve">, and </w:t>
-      </w:r>
-      <w:r>
-        <w:rPr>
-          <w:i/>
-          <w:iCs/>
-          <w:lang w:val="en-US"/>
-        </w:rPr>
-        <w:t>issued</w:t>
+        <w:t xml:space="preserve">The difficulty of entity extraction, and the model required for this task, depends on the categorization of the labels as objective or subjective. </w:t>
+      </w:r>
+      <w:r>
+        <w:rPr>
+          <w:lang w:val="en-US"/>
+        </w:rPr>
+        <w:t xml:space="preserve">A model evaluated on its ability to extract this information is relatively simple and can be called Named Entity Extraction. It does not need to understand relationships, just spot and categorize entities. </w:t>
+      </w:r>
+      <w:r>
+        <w:rPr>
+          <w:lang w:val="en-US"/>
+        </w:rPr>
+        <w:t xml:space="preserve">Noise in the results can be attributed to characters that were incorrectly interpreted by the OCR software. </w:t>
+      </w:r>
+      <w:r>
+        <w:rPr>
+          <w:lang w:val="en-US"/>
+        </w:rPr>
+        <w:t xml:space="preserve">Since these born-analogue documents almost always have a predicable title page(s) with this exact information, the task of extracting it can be called Key Information Extraction (KIE), which </w:t>
+      </w:r>
+      <w:proofErr w:type="gramStart"/>
+      <w:r>
+        <w:rPr>
+          <w:lang w:val="en-US"/>
+        </w:rPr>
+        <w:t>unlocks</w:t>
       </w:r>
       <w:r>
         <w:rPr>
@@ -102,79 +107,20 @@
         <w:rPr>
           <w:lang w:val="en-US"/>
         </w:rPr>
-        <w:t>–</w:t>
-      </w:r>
-      <w:r>
-        <w:rPr>
-          <w:lang w:val="en-US"/>
-        </w:rPr>
-        <w:t xml:space="preserve"> can be unambiguously determined; they are not subject to interpretation.</w:t>
-      </w:r>
-      <w:r>
-        <w:rPr>
-          <w:lang w:val="en-US"/>
-        </w:rPr>
         <w:t xml:space="preserve"> </w:t>
       </w:r>
       <w:r>
         <w:rPr>
           <w:lang w:val="en-US"/>
         </w:rPr>
-        <w:t>Where variation</w:t>
-      </w:r>
-      <w:r>
-        <w:rPr>
-          <w:lang w:val="en-US"/>
-        </w:rPr>
-        <w:t xml:space="preserve"> exists</w:t>
-      </w:r>
-      <w:r>
-        <w:rPr>
-          <w:lang w:val="en-US"/>
-        </w:rPr>
-        <w:t xml:space="preserve"> among authors  [which there was some, as seen in], it can be attributed to</w:t>
-      </w:r>
-      <w:r>
-        <w:rPr>
-          <w:lang w:val="en-US"/>
-        </w:rPr>
-        <w:t xml:space="preserve"> cases with unusual __ (a thesis with a title and a long subtitle) and level of detail (annotation of an instance of July 4, 1976 instead of an instance of July 1976). A model evaluated on its ability to extract this information is relatively simple and can be called Named Entity Extraction. It does not need to understand relationships, just spot and categorize entities. </w:t>
-      </w:r>
-      <w:r>
-        <w:rPr>
-          <w:lang w:val="en-US"/>
-        </w:rPr>
-        <w:t xml:space="preserve">Noise in the results can be attributed to characters that were incorrectly interpreted by the OCR software. </w:t>
-      </w:r>
-      <w:r>
-        <w:rPr>
-          <w:lang w:val="en-US"/>
-        </w:rPr>
-        <w:t xml:space="preserve">Since these born-analogue documents almost always have a predicable title page(s) with this exact information, the task of extracting it can be called Key Information Extraction (KIE), which </w:t>
-      </w:r>
-      <w:r>
-        <w:rPr>
-          <w:lang w:val="en-US"/>
-        </w:rPr>
-        <w:t>unlocks</w:t>
-      </w:r>
-      <w:r>
-        <w:rPr>
-          <w:lang w:val="en-US"/>
-        </w:rPr>
-        <w:t xml:space="preserve"> </w:t>
-      </w:r>
-      <w:r>
-        <w:rPr>
-          <w:lang w:val="en-US"/>
-        </w:rPr>
-        <w:t xml:space="preserve"> </w:t>
-      </w:r>
-      <w:r>
-        <w:rPr>
-          <w:lang w:val="en-US"/>
-        </w:rPr>
-        <w:t>a dedicated toolbox of document-understanding models, some of them vision-based which bypass the OCR step.</w:t>
+        <w:t>a</w:t>
+      </w:r>
+      <w:proofErr w:type="gramEnd"/>
+      <w:r>
+        <w:rPr>
+          <w:lang w:val="en-US"/>
+        </w:rPr>
+        <w:t xml:space="preserve"> dedicated toolbox of document-understanding models, some of them vision-based which bypass the OCR step.</w:t>
       </w:r>
     </w:p>
     <w:p>
@@ -188,7 +134,14 @@
         <w:rPr>
           <w:lang w:val="en-US"/>
         </w:rPr>
-        <w:t xml:space="preserve">In any case, it is </w:t>
+        <w:t xml:space="preserve">In any case, it </w:t>
+      </w:r>
+      <w:proofErr w:type="gramStart"/>
+      <w:r>
+        <w:rPr>
+          <w:lang w:val="en-US"/>
+        </w:rPr>
+        <w:t xml:space="preserve">is </w:t>
       </w:r>
       <w:r>
         <w:rPr>
@@ -201,7 +154,14 @@
           <w:lang w:val="en-US"/>
         </w:rPr>
         <w:softHyphen/>
-        <w:t xml:space="preserve">__ to confound objective entities with the more complex subjective labels. </w:t>
+        <w:t>_</w:t>
+      </w:r>
+      <w:proofErr w:type="gramEnd"/>
+      <w:r>
+        <w:rPr>
+          <w:lang w:val="en-US"/>
+        </w:rPr>
+        <w:t xml:space="preserve">_ to confound objective entities with the more complex subjective labels. </w:t>
       </w:r>
       <w:r>
         <w:rPr>
@@ -243,31 +203,67 @@
           <w:lang w:val="en-US"/>
         </w:rPr>
       </w:pPr>
-      <w:r>
-        <w:rPr>
-          <w:lang w:val="en-US"/>
-        </w:rPr>
-        <w:t>In order to separate these concerns, the two types of entities were extracted separately using different models. Objective labels were extracted using two types of models – text-based and document based. __ maybe here cite the paper about KIE. Subjective</w:t>
-      </w:r>
-    </w:p>
-    <w:p>
-      <w:pPr>
-        <w:rPr>
-          <w:lang w:val="en-US"/>
-        </w:rPr>
-      </w:pPr>
-    </w:p>
-    <w:p>
-      <w:pPr>
-        <w:rPr>
-          <w:lang w:val="en-US"/>
-        </w:rPr>
-      </w:pPr>
-      <w:r>
-        <w:rPr>
-          <w:lang w:val="en-US"/>
-        </w:rPr>
-        <w:t>* Notably, it the title could potentially help a model know what is the main subject or the main extent of a place.</w:t>
+      <w:proofErr w:type="gramStart"/>
+      <w:r>
+        <w:rPr>
+          <w:lang w:val="en-US"/>
+        </w:rPr>
+        <w:t>In order to</w:t>
+      </w:r>
+      <w:proofErr w:type="gramEnd"/>
+      <w:r>
+        <w:rPr>
+          <w:lang w:val="en-US"/>
+        </w:rPr>
+        <w:t xml:space="preserve"> separate these concerns, the two types of entities were extracted separately using different models. Objective labels were extracted using two types of models – text-based and document based. __ maybe here cite the paper about KIE. Subjective</w:t>
+      </w:r>
+    </w:p>
+    <w:p>
+      <w:pPr>
+        <w:rPr>
+          <w:lang w:val="en-US"/>
+        </w:rPr>
+      </w:pPr>
+    </w:p>
+    <w:p>
+      <w:pPr>
+        <w:rPr>
+          <w:lang w:val="en-US"/>
+        </w:rPr>
+      </w:pPr>
+      <w:r>
+        <w:rPr>
+          <w:lang w:val="en-US"/>
+        </w:rPr>
+        <w:t xml:space="preserve">* Notably, </w:t>
+      </w:r>
+      <w:proofErr w:type="gramStart"/>
+      <w:r>
+        <w:rPr>
+          <w:lang w:val="en-US"/>
+        </w:rPr>
+        <w:t>it</w:t>
+      </w:r>
+      <w:proofErr w:type="gramEnd"/>
+      <w:r>
+        <w:rPr>
+          <w:lang w:val="en-US"/>
+        </w:rPr>
+        <w:t xml:space="preserve"> the title could potentially help a model know what </w:t>
+      </w:r>
+      <w:proofErr w:type="gramStart"/>
+      <w:r>
+        <w:rPr>
+          <w:lang w:val="en-US"/>
+        </w:rPr>
+        <w:t>is the main subject or the main extent of a place</w:t>
+      </w:r>
+      <w:proofErr w:type="gramEnd"/>
+      <w:r>
+        <w:rPr>
+          <w:lang w:val="en-US"/>
+        </w:rPr>
+        <w:t>.</w:t>
       </w:r>
     </w:p>
     <w:p>
@@ -296,33 +292,6 @@
           <w:lang w:val="en-US"/>
         </w:rPr>
       </w:pPr>
-    </w:p>
-    <w:p>
-      <w:pPr>
-        <w:rPr>
-          <w:lang w:val="en-US"/>
-        </w:rPr>
-      </w:pPr>
-      <w:r>
-        <w:rPr>
-          <w:lang w:val="en-US"/>
-        </w:rPr>
-        <w:t xml:space="preserve">To enable comparison between them, we used the first 3 pages of the PDFs,  and wrote a </w:t>
-      </w:r>
-      <w:proofErr w:type="spellStart"/>
-      <w:r>
-        <w:rPr>
-          <w:lang w:val="en-US"/>
-        </w:rPr>
-        <w:t>secript</w:t>
-      </w:r>
-      <w:proofErr w:type="spellEnd"/>
-      <w:r>
-        <w:rPr>
-          <w:lang w:val="en-US"/>
-        </w:rPr>
-        <w:t xml:space="preserve"> to cut off the text after the last instance of one of the three labels, plus 100 words. This was done because it’s hard to predict where the last label will fall, as sometimes the OCR can create hundreds of lines out of, for example, a dividing line made of dashes.</w:t>
-      </w:r>
     </w:p>
     <w:p>
       <w:pPr>
@@ -538,7 +507,49 @@
         <w:rPr>
           <w:lang w:val="en-US"/>
         </w:rPr>
-        <w:t>In the second task, we seek to zoom out and understand our document as a whole. We need a model capable of understanding an entire document, and be able to reason about. For example, it needs to understand that theses have one title (and perhaps a subtitle) which is always one of the first lines, typically one author, and one instance of an issued year. More intricately, when asked to label the spatial extent of a thesis, a model needs to not extract all things which are spatial (as in an NER model), but to be able to reason over the document and find those locations which are most important and therefore constitute the spatial extend.</w:t>
+        <w:t xml:space="preserve">In the second task, we seek to zoom out and understand our </w:t>
+      </w:r>
+      <w:proofErr w:type="gramStart"/>
+      <w:r>
+        <w:rPr>
+          <w:lang w:val="en-US"/>
+        </w:rPr>
+        <w:t>document as a whole</w:t>
+      </w:r>
+      <w:proofErr w:type="gramEnd"/>
+      <w:r>
+        <w:rPr>
+          <w:lang w:val="en-US"/>
+        </w:rPr>
+        <w:t xml:space="preserve">. We need a model capable of understanding an entire </w:t>
+      </w:r>
+      <w:proofErr w:type="gramStart"/>
+      <w:r>
+        <w:rPr>
+          <w:lang w:val="en-US"/>
+        </w:rPr>
+        <w:t>document, and</w:t>
+      </w:r>
+      <w:proofErr w:type="gramEnd"/>
+      <w:r>
+        <w:rPr>
+          <w:lang w:val="en-US"/>
+        </w:rPr>
+        <w:t xml:space="preserve"> be able to reason about. For example, it needs to understand that </w:t>
+      </w:r>
+      <w:proofErr w:type="gramStart"/>
+      <w:r>
+        <w:rPr>
+          <w:lang w:val="en-US"/>
+        </w:rPr>
+        <w:t>theses</w:t>
+      </w:r>
+      <w:proofErr w:type="gramEnd"/>
+      <w:r>
+        <w:rPr>
+          <w:lang w:val="en-US"/>
+        </w:rPr>
+        <w:t xml:space="preserve"> have one title (and perhaps a subtitle) which is always one of the first lines, typically one author, and one instance of an issued year. More intricately, when asked to label the spatial extent of a thesis, a model needs to not extract all things which are spatial (as in an NER model), but to be able to reason over the document and find those locations which are most important and therefore constitute the spatial extend.</w:t>
       </w:r>
     </w:p>
     <w:p>
@@ -580,6 +591,134 @@
         </w:rPr>
         <w:t>However, the ontology layer is needed to</w:t>
       </w:r>
+    </w:p>
+    <w:p>
+      <w:pPr>
+        <w:rPr>
+          <w:b/>
+          <w:bCs/>
+          <w:sz w:val="28"/>
+          <w:szCs w:val="28"/>
+          <w:lang w:val="en-US"/>
+        </w:rPr>
+      </w:pPr>
+      <w:r>
+        <w:rPr>
+          <w:b/>
+          <w:bCs/>
+          <w:sz w:val="28"/>
+          <w:szCs w:val="28"/>
+          <w:lang w:val="en-US"/>
+        </w:rPr>
+        <w:t>Objective Labels Extraction</w:t>
+      </w:r>
+    </w:p>
+    <w:p>
+      <w:pPr>
+        <w:rPr>
+          <w:lang w:val="en-US"/>
+        </w:rPr>
+      </w:pPr>
+      <w:r>
+        <w:rPr>
+          <w:lang w:val="en-US"/>
+        </w:rPr>
+        <w:t xml:space="preserve">We compared two models for the extraction of objective labels. </w:t>
+      </w:r>
+      <w:r>
+        <w:rPr>
+          <w:lang w:val="en-US"/>
+        </w:rPr>
+        <w:t xml:space="preserve">To enable comparison between them, we used </w:t>
+      </w:r>
+      <w:r>
+        <w:rPr>
+          <w:lang w:val="en-US"/>
+        </w:rPr>
+        <w:t>only a portion of each text.</w:t>
+      </w:r>
+    </w:p>
+    <w:p>
+      <w:pPr>
+        <w:rPr>
+          <w:lang w:val="en-US"/>
+        </w:rPr>
+      </w:pPr>
+      <w:r>
+        <w:rPr>
+          <w:lang w:val="en-US"/>
+        </w:rPr>
+        <w:t xml:space="preserve">A BERT model trained on the NER task [here, I can just copy paste the stuff I wrote from the original paper thing I submitted]. Because it is assumed that title, author, and the issued year are found early in the text, the theses texts were reduced to the first 1,000 lines with a length of more than one character. </w:t>
+      </w:r>
+      <w:r>
+        <w:rPr>
+          <w:lang w:val="en-US"/>
+        </w:rPr>
+        <w:t>This was done because</w:t>
+      </w:r>
+      <w:r>
+        <w:rPr>
+          <w:lang w:val="en-US"/>
+        </w:rPr>
+        <w:t xml:space="preserve"> </w:t>
+      </w:r>
+      <w:r>
+        <w:rPr>
+          <w:lang w:val="en-US"/>
+        </w:rPr>
+        <w:t xml:space="preserve">sometimes the OCR can create hundreds of </w:t>
+      </w:r>
+      <w:r>
+        <w:rPr>
+          <w:lang w:val="en-US"/>
+        </w:rPr>
+        <w:t xml:space="preserve">one-character </w:t>
+      </w:r>
+      <w:r>
+        <w:rPr>
+          <w:lang w:val="en-US"/>
+        </w:rPr>
+        <w:t>lines out of, for example, a</w:t>
+      </w:r>
+      <w:r>
+        <w:rPr>
+          <w:lang w:val="en-US"/>
+        </w:rPr>
+        <w:t xml:space="preserve"> decorative</w:t>
+      </w:r>
+      <w:r>
+        <w:rPr>
+          <w:lang w:val="en-US"/>
+        </w:rPr>
+        <w:t xml:space="preserve"> dividing line made of dashes.</w:t>
+      </w:r>
+    </w:p>
+    <w:p>
+      <w:pPr>
+        <w:rPr>
+          <w:lang w:val="en-US"/>
+        </w:rPr>
+      </w:pPr>
+      <w:r>
+        <w:rPr>
+          <w:lang w:val="en-US"/>
+        </w:rPr>
+        <w:t xml:space="preserve">[Here, put the BERT information]. BERT is an appropriate model for this because it can understand the semantic meaning of what a title is in relation to other tokens, but it does not require document-level understanding. </w:t>
+      </w:r>
+    </w:p>
+    <w:p>
+      <w:pPr>
+        <w:rPr>
+          <w:lang w:val="en-US"/>
+        </w:rPr>
+      </w:pPr>
+    </w:p>
+    <w:p>
+      <w:pPr>
+        <w:rPr>
+          <w:lang w:val="en-US"/>
+        </w:rPr>
+      </w:pPr>
     </w:p>
     <w:sectPr>
       <w:pgSz w:w="11906" w:h="16838"/>
@@ -592,7 +731,7 @@
 </file>
 
 <file path=word/numbering.xml><?xml version="1.0" encoding="utf-8"?>
-<w:numbering xmlns:wpc="http://schemas.microsoft.com/office/word/2010/wordprocessingCanvas" xmlns:cx="http://schemas.microsoft.com/office/drawing/2014/chartex" xmlns:cx1="http://schemas.microsoft.com/office/drawing/2015/9/8/chartex" xmlns:cx2="http://schemas.microsoft.com/office/drawing/2015/10/21/chartex" xmlns:cx3="http://schemas.microsoft.com/office/drawing/2016/5/9/chartex" xmlns:cx4="http://schemas.microsoft.com/office/drawing/2016/5/10/chartex" xmlns:cx5="http://schemas.microsoft.com/office/drawing/2016/5/11/chartex" xmlns:cx6="http://schemas.microsoft.com/office/drawing/2016/5/12/chartex" xmlns:cx7="http://schemas.microsoft.com/office/drawing/2016/5/13/chartex" xmlns:cx8="http://schemas.microsoft.com/office/drawing/2016/5/14/chartex" xmlns:mc="http://schemas.openxmlformats.org/markup-compatibility/2006" xmlns:aink="http://schemas.microsoft.com/office/drawing/2016/ink" xmlns:am3d="http://schemas.microsoft.com/office/drawing/2017/model3d" xmlns:o="urn:schemas-microsoft-com:office:office" xmlns:oel="http://schemas.microsoft.com/office/2019/extlst" xmlns:r="http://schemas.openxmlformats.org/officeDocument/2006/relationships" xmlns:m="http://schemas.openxmlformats.org/officeDocument/2006/math" xmlns:v="urn:schemas-microsoft-com:vml" xmlns:wp14="http://schemas.microsoft.com/office/word/2010/wordprocessingDrawing" xmlns:wp="http://schemas.openxmlformats.org/drawingml/2006/wordprocessingDrawing" xmlns:w10="urn:schemas-microsoft-com:office:word" xmlns:w="http://schemas.openxmlformats.org/wordprocessingml/2006/main" xmlns:w14="http://schemas.microsoft.com/office/word/2010/wordml" xmlns:w15="http://schemas.microsoft.com/office/word/2012/wordml" xmlns:w16cex="http://schemas.microsoft.com/office/word/2018/wordml/cex" xmlns:w16cid="http://schemas.microsoft.com/office/word/2016/wordml/cid" xmlns:w16="http://schemas.microsoft.com/office/word/2018/wordml" xmlns:w16sdtdh="http://schemas.microsoft.com/office/word/2020/wordml/sdtdatahash" xmlns:w16se="http://schemas.microsoft.com/office/word/2015/wordml/symex" xmlns:wpg="http://schemas.microsoft.com/office/word/2010/wordprocessingGroup" xmlns:wpi="http://schemas.microsoft.com/office/word/2010/wordprocessingInk" xmlns:wne="http://schemas.microsoft.com/office/word/2006/wordml" xmlns:wps="http://schemas.microsoft.com/office/word/2010/wordprocessingShape" mc:Ignorable="w14 w15 w16se w16cid w16 w16cex w16sdtdh wp14">
+<w:numbering xmlns:wpc="http://schemas.microsoft.com/office/word/2010/wordprocessingCanvas" xmlns:cx="http://schemas.microsoft.com/office/drawing/2014/chartex" xmlns:cx1="http://schemas.microsoft.com/office/drawing/2015/9/8/chartex" xmlns:cx2="http://schemas.microsoft.com/office/drawing/2015/10/21/chartex" xmlns:cx3="http://schemas.microsoft.com/office/drawing/2016/5/9/chartex" xmlns:cx4="http://schemas.microsoft.com/office/drawing/2016/5/10/chartex" xmlns:cx5="http://schemas.microsoft.com/office/drawing/2016/5/11/chartex" xmlns:cx6="http://schemas.microsoft.com/office/drawing/2016/5/12/chartex" xmlns:cx7="http://schemas.microsoft.com/office/drawing/2016/5/13/chartex" xmlns:cx8="http://schemas.microsoft.com/office/drawing/2016/5/14/chartex" xmlns:mc="http://schemas.openxmlformats.org/markup-compatibility/2006" xmlns:aink="http://schemas.microsoft.com/office/drawing/2016/ink" xmlns:am3d="http://schemas.microsoft.com/office/drawing/2017/model3d" xmlns:o="urn:schemas-microsoft-com:office:office" xmlns:oel="http://schemas.microsoft.com/office/2019/extlst" xmlns:r="http://schemas.openxmlformats.org/officeDocument/2006/relationships" xmlns:m="http://schemas.openxmlformats.org/officeDocument/2006/math" xmlns:v="urn:schemas-microsoft-com:vml" xmlns:wp14="http://schemas.microsoft.com/office/word/2010/wordprocessingDrawing" xmlns:wp="http://schemas.openxmlformats.org/drawingml/2006/wordprocessingDrawing" xmlns:w10="urn:schemas-microsoft-com:office:word" xmlns:w="http://schemas.openxmlformats.org/wordprocessingml/2006/main" xmlns:w14="http://schemas.microsoft.com/office/word/2010/wordml" xmlns:w15="http://schemas.microsoft.com/office/word/2012/wordml" xmlns:w16cex="http://schemas.microsoft.com/office/word/2018/wordml/cex" xmlns:w16cid="http://schemas.microsoft.com/office/word/2016/wordml/cid" xmlns:w16="http://schemas.microsoft.com/office/word/2018/wordml" xmlns:w16du="http://schemas.microsoft.com/office/word/2023/wordml/word16du" xmlns:w16sdtdh="http://schemas.microsoft.com/office/word/2020/wordml/sdtdatahash" xmlns:w16sdtfl="http://schemas.microsoft.com/office/word/2024/wordml/sdtformatlock" xmlns:w16se="http://schemas.microsoft.com/office/word/2015/wordml/symex" xmlns:wpg="http://schemas.microsoft.com/office/word/2010/wordprocessingGroup" xmlns:wpi="http://schemas.microsoft.com/office/word/2010/wordprocessingInk" xmlns:wne="http://schemas.microsoft.com/office/word/2006/wordml" xmlns:wps="http://schemas.microsoft.com/office/word/2010/wordprocessingShape" mc:Ignorable="w14 w15 w16se w16cid w16 w16cex w16sdtdh w16sdtfl w16du wp14">
   <w:abstractNum w:abstractNumId="0" w15:restartNumberingAfterBreak="0">
     <w:nsid w:val="29555CD0"/>
     <w:multiLevelType w:val="hybridMultilevel"/>
@@ -805,7 +944,7 @@
 </file>
 
 <file path=word/styles.xml><?xml version="1.0" encoding="utf-8"?>
-<w:styles xmlns:mc="http://schemas.openxmlformats.org/markup-compatibility/2006" xmlns:r="http://schemas.openxmlformats.org/officeDocument/2006/relationships" xmlns:w="http://schemas.openxmlformats.org/wordprocessingml/2006/main" xmlns:w14="http://schemas.microsoft.com/office/word/2010/wordml" xmlns:w15="http://schemas.microsoft.com/office/word/2012/wordml" xmlns:w16cex="http://schemas.microsoft.com/office/word/2018/wordml/cex" xmlns:w16cid="http://schemas.microsoft.com/office/word/2016/wordml/cid" xmlns:w16="http://schemas.microsoft.com/office/word/2018/wordml" xmlns:w16sdtdh="http://schemas.microsoft.com/office/word/2020/wordml/sdtdatahash" xmlns:w16se="http://schemas.microsoft.com/office/word/2015/wordml/symex" mc:Ignorable="w14 w15 w16se w16cid w16 w16cex w16sdtdh">
+<w:styles xmlns:mc="http://schemas.openxmlformats.org/markup-compatibility/2006" xmlns:r="http://schemas.openxmlformats.org/officeDocument/2006/relationships" xmlns:w="http://schemas.openxmlformats.org/wordprocessingml/2006/main" xmlns:w14="http://schemas.microsoft.com/office/word/2010/wordml" xmlns:w15="http://schemas.microsoft.com/office/word/2012/wordml" xmlns:w16cex="http://schemas.microsoft.com/office/word/2018/wordml/cex" xmlns:w16cid="http://schemas.microsoft.com/office/word/2016/wordml/cid" xmlns:w16="http://schemas.microsoft.com/office/word/2018/wordml" xmlns:w16du="http://schemas.microsoft.com/office/word/2023/wordml/word16du" xmlns:w16sdtdh="http://schemas.microsoft.com/office/word/2020/wordml/sdtdatahash" xmlns:w16sdtfl="http://schemas.microsoft.com/office/word/2024/wordml/sdtformatlock" xmlns:w16se="http://schemas.microsoft.com/office/word/2015/wordml/symex" mc:Ignorable="w14 w15 w16se w16cid w16 w16cex w16sdtdh w16sdtfl w16du">
   <w:docDefaults>
     <w:rPrDefault>
       <w:rPr>
@@ -1204,6 +1343,7 @@
   <w:style w:type="paragraph" w:default="1" w:styleId="Normal">
     <w:name w:val="Normal"/>
     <w:qFormat/>
+    <w:rsid w:val="004229A6"/>
   </w:style>
   <w:style w:type="character" w:default="1" w:styleId="DefaultParagraphFont">
     <w:name w:val="Default Paragraph Font"/>
